--- a/analisis_diseno_3_bti/lote_3/ADS_3BTI_LOTE3_GUIA_DOCENTE_OFICIO_O3.docx
+++ b/analisis_diseno_3_bti/lote_3/ADS_3BTI_LOTE3_GUIA_DOCENTE_OFICIO_O3.docx
@@ -230,7 +230,7 @@
           <w:i w:val="0"/>
           <w:sz w:val="20"/>
         </w:rPr>
-        <w:t>Versión v1.0 (lote 3, para auditoría) · oficio O3</w:t>
+        <w:t>Versión v1.1 (lote 3, cierre de auditoría) · oficio O3</w:t>
       </w:r>
     </w:p>
     <w:p>
@@ -1894,6 +1894,9 @@
             <w:tcW w:type="dxa" w:w="5078"/>
           </w:tcPr>
           <w:p>
+            <w:pPr>
+              <w:keepNext/>
+            </w:pPr>
             <w:r>
               <w:rPr>
                 <w:sz w:val="18"/>
@@ -1907,6 +1910,9 @@
             <w:tcW w:type="dxa" w:w="4724"/>
           </w:tcPr>
           <w:p>
+            <w:pPr>
+              <w:keepNext/>
+            </w:pPr>
             <w:r>
               <w:rPr>
                 <w:sz w:val="18"/>
@@ -3593,6 +3599,9 @@
             <w:shd w:val="clear" w:color="auto" w:fill="F5F5F5"/>
           </w:tcPr>
           <w:p>
+            <w:pPr>
+              <w:keepNext/>
+            </w:pPr>
             <w:r>
               <w:rPr>
                 <w:sz w:val="18"/>
@@ -3607,6 +3616,9 @@
             <w:shd w:val="clear" w:color="auto" w:fill="F5F5F5"/>
           </w:tcPr>
           <w:p>
+            <w:pPr>
+              <w:keepNext/>
+            </w:pPr>
             <w:r>
               <w:rPr>
                 <w:sz w:val="18"/>
@@ -3621,6 +3633,9 @@
             <w:shd w:val="clear" w:color="auto" w:fill="F5F5F5"/>
           </w:tcPr>
           <w:p>
+            <w:pPr>
+              <w:keepNext/>
+            </w:pPr>
             <w:r>
               <w:rPr>
                 <w:sz w:val="18"/>
@@ -5164,7 +5179,7 @@
               <w:rPr>
                 <w:sz w:val="18"/>
               </w:rPr>
-              <w:t>Las pantallas que solo ve un rol</w:t>
+              <w:t>Las pantallas que ve un rol o un grupo de roles</w:t>
             </w:r>
           </w:p>
         </w:tc>
@@ -5178,7 +5193,7 @@
               <w:rPr>
                 <w:sz w:val="18"/>
               </w:rPr>
-              <w:t>Marco punteado con el nombre del rol</w:t>
+              <w:t>Marco punteado con el nombre de los roles que la ven</w:t>
             </w:r>
           </w:p>
         </w:tc>
@@ -5905,7 +5920,7 @@
               <w:rPr>
                 <w:sz w:val="18"/>
               </w:rPr>
-              <w:t>Cada pantalla en la zona del rol que la puede ver (RNF-02, RNF-03)</w:t>
+              <w:t>Cada pantalla en la zona de los roles que la pueden ver (RNF-02, RNF-03)</w:t>
             </w:r>
           </w:p>
         </w:tc>
@@ -5924,7 +5939,7 @@
               <w:rPr>
                 <w:sz w:val="18"/>
               </w:rPr>
-              <w:t>Bocetos con colores, logotipos o capturas de un programa real</w:t>
+              <w:t>Marcar como exclusiva de un rol una pantalla que usan dos</w:t>
             </w:r>
           </w:p>
         </w:tc>
@@ -5938,7 +5953,7 @@
               <w:rPr>
                 <w:sz w:val="18"/>
               </w:rPr>
-              <w:t>Cajas grises y etiquetas; el aspecto se decide después</w:t>
+              <w:t>Una zona con los dos roles, y el servidor comprueba el rol en cada pedido (PT-09)</w:t>
             </w:r>
           </w:p>
         </w:tc>
@@ -5956,6 +5971,73 @@
               <w:rPr>
                 <w:sz w:val="18"/>
               </w:rPr>
+              <w:t>Usar el mensaje de inicio de sesión para un permiso que falta</w:t>
+            </w:r>
+          </w:p>
+        </w:tc>
+        <w:tc>
+          <w:tcPr>
+            <w:tcW w:type="dxa" w:w="4724"/>
+          </w:tcPr>
+          <w:p>
+            <w:r>
+              <w:rPr>
+                <w:sz w:val="18"/>
+              </w:rPr>
+              <w:t>ME-12 solo para usuario o contraseña incorrectos; ME-13 para acceso denegado</w:t>
+            </w:r>
+          </w:p>
+        </w:tc>
+      </w:tr>
+      <w:tr>
+        <w:trPr>
+          <w:cantSplit/>
+        </w:trPr>
+        <w:tc>
+          <w:tcPr>
+            <w:tcW w:type="dxa" w:w="5078"/>
+            <w:shd w:val="clear" w:color="auto" w:fill="F5F5F5"/>
+          </w:tcPr>
+          <w:p>
+            <w:r>
+              <w:rPr>
+                <w:sz w:val="18"/>
+              </w:rPr>
+              <w:t>Bocetos con colores, logotipos o capturas de un programa real</w:t>
+            </w:r>
+          </w:p>
+        </w:tc>
+        <w:tc>
+          <w:tcPr>
+            <w:tcW w:type="dxa" w:w="4724"/>
+            <w:shd w:val="clear" w:color="auto" w:fill="F5F5F5"/>
+          </w:tcPr>
+          <w:p>
+            <w:r>
+              <w:rPr>
+                <w:sz w:val="18"/>
+              </w:rPr>
+              <w:t>Cajas grises y etiquetas; el aspecto se decide después</w:t>
+            </w:r>
+          </w:p>
+        </w:tc>
+      </w:tr>
+      <w:tr>
+        <w:trPr>
+          <w:cantSplit/>
+        </w:trPr>
+        <w:tc>
+          <w:tcPr>
+            <w:tcW w:type="dxa" w:w="5078"/>
+          </w:tcPr>
+          <w:p>
+            <w:pPr>
+              <w:keepNext/>
+            </w:pPr>
+            <w:r>
+              <w:rPr>
+                <w:sz w:val="18"/>
+              </w:rPr>
               <w:t>Estados que faltan: solo la pantalla «cuando todo sale bien»</w:t>
             </w:r>
           </w:p>
@@ -5965,6 +6047,9 @@
             <w:tcW w:type="dxa" w:w="4724"/>
           </w:tcPr>
           <w:p>
+            <w:pPr>
+              <w:keepNext/>
+            </w:pPr>
             <w:r>
               <w:rPr>
                 <w:sz w:val="18"/>
@@ -6737,7 +6822,7 @@
               <w:rPr>
                 <w:sz w:val="18"/>
               </w:rPr>
-              <w:t>Respuesta abierta. Opción esperada: PT-07 pasa a ser accesible también desde la zona de la dirección, o se agrega una pantalla «Vencidos» en esa zona, con una transición «Ver vencidos» desde PT-09. Hay que revisar qué datos ve la dirección (RNF-03) y tramitarlo como cambio.</w:t>
+              <w:t>Respuesta abierta. Opción esperada: PT-07 pasa a la zona «Bibliotecaria o dirección», o se agrega en esa zona una pantalla «Vencidos» con una transición «Ver vencidos» desde PT-09, y OP-04 admite el rol de dirección, comprobado por el servidor. Hay que revisar qué datos ve la dirección (RNF-03) y tramitarlo como cambio.</w:t>
             </w:r>
           </w:p>
         </w:tc>
@@ -8032,6 +8117,9 @@
             <w:shd w:val="clear" w:color="auto" w:fill="F5F5F5"/>
           </w:tcPr>
           <w:p>
+            <w:pPr>
+              <w:keepNext/>
+            </w:pPr>
             <w:r>
               <w:rPr>
                 <w:sz w:val="18"/>
@@ -8046,6 +8134,9 @@
             <w:shd w:val="clear" w:color="auto" w:fill="F5F5F5"/>
           </w:tcPr>
           <w:p>
+            <w:pPr>
+              <w:keepNext/>
+            </w:pPr>
             <w:r>
               <w:rPr>
                 <w:sz w:val="18"/>
@@ -8060,6 +8151,9 @@
             <w:shd w:val="clear" w:color="auto" w:fill="F5F5F5"/>
           </w:tcPr>
           <w:p>
+            <w:pPr>
+              <w:keepNext/>
+            </w:pPr>
             <w:r>
               <w:rPr>
                 <w:sz w:val="18"/>
@@ -9784,7 +9878,7 @@
               <w:rPr>
                 <w:sz w:val="20"/>
               </w:rPr>
-              <w:t>ME-12 (sin permiso)</w:t>
+              <w:t>ME-13 (sin permiso)</w:t>
             </w:r>
           </w:p>
         </w:tc>
@@ -9888,7 +9982,7 @@
               <w:rPr>
                 <w:sz w:val="20"/>
               </w:rPr>
-              <w:t>Precondiciones: Rol de dirección o de bibliotecaria.</w:t>
+              <w:t>Precondiciones: Rol de bibliotecaria o de dirección, comprobado por el servidor (RNF-02).</w:t>
             </w:r>
           </w:p>
         </w:tc>
@@ -9943,7 +10037,7 @@
               <w:rPr>
                 <w:sz w:val="20"/>
               </w:rPr>
-              <w:t>ME-12 (sin permiso)</w:t>
+              <w:t>ME-13 (sin permiso)</w:t>
             </w:r>
           </w:p>
         </w:tc>
@@ -10162,7 +10256,7 @@
               <w:rPr>
                 <w:sz w:val="18"/>
               </w:rPr>
-              <w:t>OP-06. Entradas: código del lector o del ejemplar y cuenta. Precondiciones: rol de bibliotecaria (RNF-02). Resultado: queda inactivo y su historial no cambia (RI-05). Errores: ME-12 (sin permiso), código inexistente (ME-05 para el ejemplar o un mensaje equivalente para el lector) y el error nuevo, «el lector tiene un préstamo activo», con un mensaje como el de la Actividad 2 del Encuentro 16. Requisitos: RF-10, RNF-02, RN-06.</w:t>
+              <w:t>OP-06. Entradas: código del lector o del ejemplar y cuenta. Precondiciones: rol de bibliotecaria (RNF-02). Resultado: queda inactivo y su historial no cambia (RI-05). Errores: ME-13 (sin permiso; no ME-12, que es el error de inicio de sesión), código inexistente (ME-05 para el ejemplar o un mensaje equivalente para el lector) y el error nuevo, «el lector tiene un préstamo activo», con un mensaje como el de la Actividad 2 del Encuentro 16. Requisitos: RF-10, RNF-02, RN-06.</w:t>
             </w:r>
           </w:p>
         </w:tc>
@@ -11429,6 +11523,9 @@
             <w:shd w:val="clear" w:color="auto" w:fill="F5F5F5"/>
           </w:tcPr>
           <w:p>
+            <w:pPr>
+              <w:keepNext/>
+            </w:pPr>
             <w:r>
               <w:rPr>
                 <w:sz w:val="18"/>
@@ -11443,6 +11540,9 @@
             <w:shd w:val="clear" w:color="auto" w:fill="F5F5F5"/>
           </w:tcPr>
           <w:p>
+            <w:pPr>
+              <w:keepNext/>
+            </w:pPr>
             <w:r>
               <w:rPr>
                 <w:sz w:val="18"/>
@@ -11457,6 +11557,9 @@
             <w:shd w:val="clear" w:color="auto" w:fill="F5F5F5"/>
           </w:tcPr>
           <w:p>
+            <w:pPr>
+              <w:keepNext/>
+            </w:pPr>
             <w:r>
               <w:rPr>
                 <w:sz w:val="18"/>
@@ -12235,6 +12338,9 @@
             <w:tcW w:type="dxa" w:w="1653"/>
           </w:tcPr>
           <w:p>
+            <w:pPr>
+              <w:keepNext/>
+            </w:pPr>
             <w:r>
               <w:rPr>
                 <w:sz w:val="17"/>
@@ -12248,6 +12354,9 @@
             <w:tcW w:type="dxa" w:w="2126"/>
           </w:tcPr>
           <w:p>
+            <w:pPr>
+              <w:keepNext/>
+            </w:pPr>
             <w:r>
               <w:rPr>
                 <w:sz w:val="17"/>
@@ -12261,6 +12370,9 @@
             <w:tcW w:type="dxa" w:w="2007"/>
           </w:tcPr>
           <w:p>
+            <w:pPr>
+              <w:keepNext/>
+            </w:pPr>
             <w:r>
               <w:rPr>
                 <w:sz w:val="17"/>
@@ -12274,6 +12386,9 @@
             <w:tcW w:type="dxa" w:w="2007"/>
           </w:tcPr>
           <w:p>
+            <w:pPr>
+              <w:keepNext/>
+            </w:pPr>
             <w:r>
               <w:rPr>
                 <w:sz w:val="17"/>
@@ -12287,6 +12402,9 @@
             <w:tcW w:type="dxa" w:w="2007"/>
           </w:tcPr>
           <w:p>
+            <w:pPr>
+              <w:keepNext/>
+            </w:pPr>
             <w:r>
               <w:rPr>
                 <w:sz w:val="17"/>
@@ -12685,6 +12803,9 @@
             <w:tcW w:type="dxa" w:w="2598"/>
           </w:tcPr>
           <w:p>
+            <w:pPr>
+              <w:keepNext/>
+            </w:pPr>
             <w:r>
               <w:rPr>
                 <w:sz w:val="18"/>
@@ -12698,6 +12819,9 @@
             <w:tcW w:type="dxa" w:w="3425"/>
           </w:tcPr>
           <w:p>
+            <w:pPr>
+              <w:keepNext/>
+            </w:pPr>
             <w:r>
               <w:rPr>
                 <w:sz w:val="18"/>
@@ -12711,6 +12835,9 @@
             <w:tcW w:type="dxa" w:w="3779"/>
           </w:tcPr>
           <w:p>
+            <w:pPr>
+              <w:keepNext/>
+            </w:pPr>
             <w:r>
               <w:rPr>
                 <w:sz w:val="18"/>
@@ -13532,6 +13659,9 @@
             <w:tcW w:type="dxa" w:w="1772"/>
           </w:tcPr>
           <w:p>
+            <w:pPr>
+              <w:keepNext/>
+            </w:pPr>
             <w:r>
               <w:rPr>
                 <w:sz w:val="18"/>
@@ -13544,6 +13674,9 @@
             <w:tcW w:type="dxa" w:w="2953"/>
           </w:tcPr>
           <w:p>
+            <w:pPr>
+              <w:keepNext/>
+            </w:pPr>
             <w:r>
               <w:rPr>
                 <w:sz w:val="18"/>
@@ -13557,6 +13690,9 @@
             <w:tcW w:type="dxa" w:w="1299"/>
           </w:tcPr>
           <w:p>
+            <w:pPr>
+              <w:keepNext/>
+            </w:pPr>
             <w:r>
               <w:rPr>
                 <w:sz w:val="18"/>
@@ -13569,6 +13705,9 @@
             <w:tcW w:type="dxa" w:w="1299"/>
           </w:tcPr>
           <w:p>
+            <w:pPr>
+              <w:keepNext/>
+            </w:pPr>
             <w:r>
               <w:rPr>
                 <w:sz w:val="18"/>
@@ -13581,6 +13720,9 @@
             <w:tcW w:type="dxa" w:w="1299"/>
           </w:tcPr>
           <w:p>
+            <w:pPr>
+              <w:keepNext/>
+            </w:pPr>
             <w:r>
               <w:rPr>
                 <w:sz w:val="18"/>
@@ -13593,6 +13735,9 @@
             <w:tcW w:type="dxa" w:w="1181"/>
           </w:tcPr>
           <w:p>
+            <w:pPr>
+              <w:keepNext/>
+            </w:pPr>
             <w:r>
               <w:rPr>
                 <w:sz w:val="18"/>
@@ -14868,6 +15013,9 @@
             <w:tcW w:type="dxa" w:w="2598"/>
           </w:tcPr>
           <w:p>
+            <w:pPr>
+              <w:keepNext/>
+            </w:pPr>
             <w:r>
               <w:rPr>
                 <w:sz w:val="18"/>
@@ -14881,6 +15029,9 @@
             <w:tcW w:type="dxa" w:w="4606"/>
           </w:tcPr>
           <w:p>
+            <w:pPr>
+              <w:keepNext/>
+            </w:pPr>
             <w:r>
               <w:rPr>
                 <w:sz w:val="18"/>
@@ -14894,6 +15045,9 @@
             <w:tcW w:type="dxa" w:w="2598"/>
           </w:tcPr>
           <w:p>
+            <w:pPr>
+              <w:keepNext/>
+            </w:pPr>
             <w:r>
               <w:rPr>
                 <w:sz w:val="18"/>
